--- a/a7/build/out/u6/A7 Unit 6 Relationships in Triangles - Practice Test - Key.docx
+++ b/a7/build/out/u6/A7 Unit 6 Relationships in Triangles - Practice Test - Key.docx
@@ -798,7 +798,7 @@
                 <w:color w:val="1A1A1A"/>
                 <w:sz w:val="22"/>
               </w:rPr>
-              <w:t>Two sides of a triangle are 7 in and 12 in long. Which inequality shows every possible length x, in inches, of the third side?</w:t>
+              <w:t>Two sides of a triangle are 6 inches and 15 inches long. Which inequality shows every possible length x, in inches, of the third side?</w:t>
             </w:r>
             <w:r>
               <w:tab/>
@@ -840,7 +840,7 @@
             <w:r>
               <w:drawing>
                 <wp:inline xmlns:a="http://schemas.openxmlformats.org/drawingml/2006/main" xmlns:pic="http://schemas.openxmlformats.org/drawingml/2006/picture">
-                  <wp:extent cx="603504" cy="109728"/>
+                  <wp:extent cx="606552" cy="112776"/>
                   <wp:docPr id="1" name="Picture 1"/>
                   <wp:cNvGraphicFramePr>
                     <a:graphicFrameLocks noChangeAspect="1"/>
@@ -849,7 +849,7 @@
                     <a:graphicData uri="http://schemas.openxmlformats.org/drawingml/2006/picture">
                       <pic:pic>
                         <pic:nvPicPr>
-                          <pic:cNvPr id="0" name="b6f3e50bae2dceb8.png"/>
+                          <pic:cNvPr id="0" name="3ebd0dd699989a22.png"/>
                           <pic:cNvPicPr/>
                         </pic:nvPicPr>
                         <pic:blipFill>
@@ -861,7 +861,7 @@
                         <pic:spPr>
                           <a:xfrm>
                             <a:off x="0" y="0"/>
-                            <a:ext cx="603504" cy="109728"/>
+                            <a:ext cx="606552" cy="112776"/>
                           </a:xfrm>
                           <a:prstGeom prst="rect"/>
                         </pic:spPr>
@@ -899,7 +899,7 @@
             <w:r>
               <w:drawing>
                 <wp:inline xmlns:a="http://schemas.openxmlformats.org/drawingml/2006/main" xmlns:pic="http://schemas.openxmlformats.org/drawingml/2006/picture">
-                  <wp:extent cx="609600" cy="112776"/>
+                  <wp:extent cx="606552" cy="109728"/>
                   <wp:docPr id="2" name="Picture 2"/>
                   <wp:cNvGraphicFramePr>
                     <a:graphicFrameLocks noChangeAspect="1"/>
@@ -908,7 +908,7 @@
                     <a:graphicData uri="http://schemas.openxmlformats.org/drawingml/2006/picture">
                       <pic:pic>
                         <pic:nvPicPr>
-                          <pic:cNvPr id="0" name="720c849b63bde8e0.png"/>
+                          <pic:cNvPr id="0" name="82782bad7a325590.png"/>
                           <pic:cNvPicPr/>
                         </pic:nvPicPr>
                         <pic:blipFill>
@@ -920,7 +920,7 @@
                         <pic:spPr>
                           <a:xfrm>
                             <a:off x="0" y="0"/>
-                            <a:ext cx="609600" cy="112776"/>
+                            <a:ext cx="606552" cy="109728"/>
                           </a:xfrm>
                           <a:prstGeom prst="rect"/>
                         </pic:spPr>
@@ -958,7 +958,7 @@
             <w:r>
               <w:drawing>
                 <wp:inline xmlns:a="http://schemas.openxmlformats.org/drawingml/2006/main" xmlns:pic="http://schemas.openxmlformats.org/drawingml/2006/picture">
-                  <wp:extent cx="643128" cy="112776"/>
+                  <wp:extent cx="637032" cy="109728"/>
                   <wp:docPr id="3" name="Picture 3"/>
                   <wp:cNvGraphicFramePr>
                     <a:graphicFrameLocks noChangeAspect="1"/>
@@ -967,7 +967,7 @@
                     <a:graphicData uri="http://schemas.openxmlformats.org/drawingml/2006/picture">
                       <pic:pic>
                         <pic:nvPicPr>
-                          <pic:cNvPr id="0" name="fd609c5bac5e39bf.png"/>
+                          <pic:cNvPr id="0" name="53789b6f069cc3da.png"/>
                           <pic:cNvPicPr/>
                         </pic:nvPicPr>
                         <pic:blipFill>
@@ -979,7 +979,7 @@
                         <pic:spPr>
                           <a:xfrm>
                             <a:off x="0" y="0"/>
-                            <a:ext cx="643128" cy="112776"/>
+                            <a:ext cx="637032" cy="109728"/>
                           </a:xfrm>
                           <a:prstGeom prst="rect"/>
                         </pic:spPr>
@@ -1017,7 +1017,7 @@
             <w:r>
               <w:drawing>
                 <wp:inline xmlns:a="http://schemas.openxmlformats.org/drawingml/2006/main" xmlns:pic="http://schemas.openxmlformats.org/drawingml/2006/picture">
-                  <wp:extent cx="615696" cy="112776"/>
+                  <wp:extent cx="609600" cy="112776"/>
                   <wp:docPr id="4" name="Picture 4"/>
                   <wp:cNvGraphicFramePr>
                     <a:graphicFrameLocks noChangeAspect="1"/>
@@ -1026,7 +1026,7 @@
                     <a:graphicData uri="http://schemas.openxmlformats.org/drawingml/2006/picture">
                       <pic:pic>
                         <pic:nvPicPr>
-                          <pic:cNvPr id="0" name="d3888a9718e6062a.png"/>
+                          <pic:cNvPr id="0" name="b4392e6e0b00c8b0.png"/>
                           <pic:cNvPicPr/>
                         </pic:nvPicPr>
                         <pic:blipFill>
@@ -1038,7 +1038,7 @@
                         <pic:spPr>
                           <a:xfrm>
                             <a:off x="0" y="0"/>
-                            <a:ext cx="615696" cy="112776"/>
+                            <a:ext cx="609600" cy="112776"/>
                           </a:xfrm>
                           <a:prstGeom prst="rect"/>
                         </pic:spPr>
@@ -1076,7 +1076,7 @@
                 <w:color w:val="6B6B6B"/>
                 <w:sz w:val="19"/>
               </w:rPr>
-              <w:t>12 − 7 = 5 and 12 + 7 = 19, never equal to either.</w:t>
+              <w:t>15 − 6 = 9 and 15 + 6 = 21, never equal to either.</w:t>
             </w:r>
           </w:p>
           <w:p>
@@ -1233,7 +1233,7 @@
                 <w:color w:val="1A1A1A"/>
                 <w:sz w:val="22"/>
               </w:rPr>
-              <w:t>Its legs are 9 in and 12 in. How long is the hypotenuse?</w:t>
+              <w:t>Its legs are 9 inches and 12 inches. How long is the hypotenuse?</w:t>
             </w:r>
             <w:r>
               <w:tab/>
@@ -1321,7 +1321,7 @@
                 <w:color w:val="1A1A1A"/>
                 <w:sz w:val="22"/>
               </w:rPr>
-              <w:t>Its hypotenuse is 50 m and one leg is 48 m. How long is the other leg?</w:t>
+              <w:t>Its hypotenuse is 61 meters and one leg is 60 meters. How long is the other leg?</w:t>
             </w:r>
             <w:r>
               <w:tab/>
@@ -1348,7 +1348,7 @@
                 <w:color w:val="9E1B32"/>
                 <w:sz w:val="22"/>
               </w:rPr>
-              <w:t>14 m</w:t>
+              <w:t>11 m</w:t>
             </w:r>
           </w:p>
           <w:p>
@@ -1363,7 +1363,7 @@
                 <w:color w:val="6B6B6B"/>
                 <w:sz w:val="19"/>
               </w:rPr>
-              <w:t>a leg: subtract — 2,500 − 2,304 = 196. Adding the squares gives a 'leg' longer than the hypotenuse.</w:t>
+              <w:t>a leg: subtract — 3,721 − 3,600 = 121. Adding the squares gives a 'leg' longer than the hypotenuse.</w:t>
             </w:r>
           </w:p>
           <w:p>
@@ -1448,7 +1448,7 @@
                 <w:color w:val="1A1A1A"/>
                 <w:sz w:val="22"/>
               </w:rPr>
-              <w:t>A right triangle has legs of 7 cm and 13 cm. Find the length of the hypotenuse to the nearest tenth of a centimeter.</w:t>
+              <w:t>A right triangle has legs of 7 centimeters and 13 centimeters. How long is the hypotenuse, in centimeters? Round your answer to the nearest tenth.</w:t>
             </w:r>
             <w:r>
               <w:tab/>
@@ -1767,13 +1767,38 @@
               <w:t xml:space="preserve">C.  </w:t>
             </w:r>
             <w:r>
-              <w:rPr>
-                <w:b w:val="0"/>
-                <w:i w:val="0"/>
-                <w:color w:val="1A1A1A"/>
-                <w:sz w:val="22"/>
-              </w:rPr>
-              <w:t>2 · 4 + 2x = 2 · 9</w:t>
+              <w:drawing>
+                <wp:inline xmlns:a="http://schemas.openxmlformats.org/drawingml/2006/main" xmlns:pic="http://schemas.openxmlformats.org/drawingml/2006/picture">
+                  <wp:extent cx="877824" cy="131064"/>
+                  <wp:docPr id="7" name="Picture 7"/>
+                  <wp:cNvGraphicFramePr>
+                    <a:graphicFrameLocks noChangeAspect="1"/>
+                  </wp:cNvGraphicFramePr>
+                  <a:graphic>
+                    <a:graphicData uri="http://schemas.openxmlformats.org/drawingml/2006/picture">
+                      <pic:pic>
+                        <pic:nvPicPr>
+                          <pic:cNvPr id="0" name="9f0f45c6290a8aed.png"/>
+                          <pic:cNvPicPr/>
+                        </pic:nvPicPr>
+                        <pic:blipFill>
+                          <a:blip r:embed="rId15"/>
+                          <a:stretch>
+                            <a:fillRect/>
+                          </a:stretch>
+                        </pic:blipFill>
+                        <pic:spPr>
+                          <a:xfrm>
+                            <a:off x="0" y="0"/>
+                            <a:ext cx="877824" cy="131064"/>
+                          </a:xfrm>
+                          <a:prstGeom prst="rect"/>
+                        </pic:spPr>
+                      </pic:pic>
+                    </a:graphicData>
+                  </a:graphic>
+                </wp:inline>
+              </w:drawing>
             </w:r>
           </w:p>
           <w:p>
@@ -1804,7 +1829,7 @@
               <w:drawing>
                 <wp:inline xmlns:a="http://schemas.openxmlformats.org/drawingml/2006/main" xmlns:pic="http://schemas.openxmlformats.org/drawingml/2006/picture">
                   <wp:extent cx="758952" cy="131064"/>
-                  <wp:docPr id="7" name="Picture 7"/>
+                  <wp:docPr id="8" name="Picture 8"/>
                   <wp:cNvGraphicFramePr>
                     <a:graphicFrameLocks noChangeAspect="1"/>
                   </wp:cNvGraphicFramePr>
@@ -1816,7 +1841,7 @@
                           <pic:cNvPicPr/>
                         </pic:nvPicPr>
                         <pic:blipFill>
-                          <a:blip r:embed="rId15"/>
+                          <a:blip r:embed="rId16"/>
                           <a:stretch>
                             <a:fillRect/>
                           </a:stretch>
@@ -1963,7 +1988,7 @@
                 <w:color w:val="1A1A1A"/>
                 <w:sz w:val="22"/>
               </w:rPr>
-              <w:t>A rectangular field is 9 m wide and 10 m long. A path runs straight across it from one corner to the opposite corner.</w:t>
+              <w:t>A rectangular garden measures 9 meters by 10 meters. A path runs straight across it from one corner to the opposite corner.</w:t>
             </w:r>
           </w:p>
           <w:p>
@@ -1990,7 +2015,7 @@
                 <w:color w:val="1A1A1A"/>
                 <w:sz w:val="22"/>
               </w:rPr>
-              <w:t>How long is the path, to the nearest tenth of a meter?</w:t>
+              <w:t>How long is the path, in meters? Round your answer to the nearest tenth.</w:t>
             </w:r>
             <w:r>
               <w:tab/>
@@ -2059,7 +2084,7 @@
                 <w:color w:val="1A1A1A"/>
                 <w:sz w:val="22"/>
               </w:rPr>
-              <w:t>How much shorter is the path than walking along two sides of the field?</w:t>
+              <w:t>How much shorter is the path than walking along two sides of the garden? Round your answer to the nearest tenth.</w:t>
             </w:r>
             <w:r>
               <w:tab/>
@@ -2257,8 +2282,8 @@
             <w:r>
               <w:drawing>
                 <wp:inline xmlns:a="http://schemas.openxmlformats.org/drawingml/2006/main" xmlns:pic="http://schemas.openxmlformats.org/drawingml/2006/picture">
-                  <wp:extent cx="3017520" cy="1802041"/>
-                  <wp:docPr id="8" name="Picture 8"/>
+                  <wp:extent cx="3017520" cy="1600873"/>
+                  <wp:docPr id="9" name="Picture 9"/>
                   <wp:cNvGraphicFramePr>
                     <a:graphicFrameLocks noChangeAspect="1"/>
                   </wp:cNvGraphicFramePr>
@@ -2266,11 +2291,11 @@
                     <a:graphicData uri="http://schemas.openxmlformats.org/drawingml/2006/picture">
                       <pic:pic>
                         <pic:nvPicPr>
-                          <pic:cNvPr id="0" name="gdfacf29cef9e9327.png"/>
+                          <pic:cNvPr id="0" name="gfac33b63cbad229b.png"/>
                           <pic:cNvPicPr/>
                         </pic:nvPicPr>
                         <pic:blipFill>
-                          <a:blip r:embed="rId16"/>
+                          <a:blip r:embed="rId17"/>
                           <a:stretch>
                             <a:fillRect/>
                           </a:stretch>
@@ -2278,7 +2303,7 @@
                         <pic:spPr>
                           <a:xfrm>
                             <a:off x="0" y="0"/>
-                            <a:ext cx="3017520" cy="1802041"/>
+                            <a:ext cx="3017520" cy="1600873"/>
                           </a:xfrm>
                           <a:prstGeom prst="rect"/>
                         </pic:spPr>
@@ -2316,7 +2341,7 @@
                 <w:color w:val="6B6B6B"/>
                 <w:sz w:val="19"/>
               </w:rPr>
-              <w:t>Across 5 − (−7) = 12, down 1 − (−4) = 5: c</w:t>
+              <w:t>Across 7 − (−5) = 12, down 3 − (−2) = 5: c</w:t>
             </w:r>
             <w:r>
               <w:rPr>
@@ -2420,7 +2445,7 @@
                 <w:color w:val="1A1A1A"/>
                 <w:sz w:val="22"/>
               </w:rPr>
-              <w:t>Find the distance between (−1, 3) and (4, 1) to the nearest tenth.</w:t>
+              <w:t>Find the distance between (−1, 3) and (4, 1). Round your answer to the nearest tenth.</w:t>
             </w:r>
             <w:r>
               <w:tab/>
@@ -2575,7 +2600,7 @@
               <w:drawing>
                 <wp:inline xmlns:a="http://schemas.openxmlformats.org/drawingml/2006/main" xmlns:pic="http://schemas.openxmlformats.org/drawingml/2006/picture">
                   <wp:extent cx="3200400" cy="1688912"/>
-                  <wp:docPr id="9" name="Picture 9"/>
+                  <wp:docPr id="10" name="Picture 10"/>
                   <wp:cNvGraphicFramePr>
                     <a:graphicFrameLocks noChangeAspect="1"/>
                   </wp:cNvGraphicFramePr>
@@ -2587,7 +2612,7 @@
                           <pic:cNvPicPr/>
                         </pic:nvPicPr>
                         <pic:blipFill>
-                          <a:blip r:embed="rId17"/>
+                          <a:blip r:embed="rId18"/>
                           <a:stretch>
                             <a:fillRect/>
                           </a:stretch>
@@ -2699,7 +2724,7 @@
                 <w:color w:val="1A1A1A"/>
                 <w:sz w:val="22"/>
               </w:rPr>
-              <w:t>Find the perimeter of triangle JKL to the nearest tenth.</w:t>
+              <w:t>Find the perimeter of triangle JKL. Round your answer to the nearest tenth.</w:t>
             </w:r>
             <w:r>
               <w:tab/>
@@ -3102,8 +3127,8 @@
             <w:r>
               <w:drawing>
                 <wp:inline xmlns:a="http://schemas.openxmlformats.org/drawingml/2006/main" xmlns:pic="http://schemas.openxmlformats.org/drawingml/2006/picture">
-                  <wp:extent cx="3840480" cy="881289"/>
-                  <wp:docPr id="10" name="Picture 10"/>
+                  <wp:extent cx="3840480" cy="789656"/>
+                  <wp:docPr id="11" name="Picture 11"/>
                   <wp:cNvGraphicFramePr>
                     <a:graphicFrameLocks noChangeAspect="1"/>
                   </wp:cNvGraphicFramePr>
@@ -3111,11 +3136,11 @@
                     <a:graphicData uri="http://schemas.openxmlformats.org/drawingml/2006/picture">
                       <pic:pic>
                         <pic:nvPicPr>
-                          <pic:cNvPr id="0" name="g95c293217cfec5a7.png"/>
+                          <pic:cNvPr id="0" name="g08e3737eec849ce5.png"/>
                           <pic:cNvPicPr/>
                         </pic:nvPicPr>
                         <pic:blipFill>
-                          <a:blip r:embed="rId18"/>
+                          <a:blip r:embed="rId19"/>
                           <a:stretch>
                             <a:fillRect/>
                           </a:stretch>
@@ -3123,7 +3148,7 @@
                         <pic:spPr>
                           <a:xfrm>
                             <a:off x="0" y="0"/>
-                            <a:ext cx="3840480" cy="881289"/>
+                            <a:ext cx="3840480" cy="789656"/>
                           </a:xfrm>
                           <a:prstGeom prst="rect"/>
                         </pic:spPr>
@@ -3146,7 +3171,7 @@
                 <w:color w:val="9E1B32"/>
                 <w:sz w:val="22"/>
               </w:rPr>
-              <w:t>x = 21</w:t>
+              <w:t>x = 26</w:t>
             </w:r>
           </w:p>
           <w:p>
@@ -3161,7 +3186,7 @@
                 <w:color w:val="6B6B6B"/>
                 <w:sz w:val="19"/>
               </w:rPr>
-              <w:t>Match by size: 12 with 8 and 15 with 10, so k = 1.5 and x = 14 × 1.5. 26.25 matched by place on the page (15 with the 8); 14 took similar as equal; 18 added the difference 12 − 8.</w:t>
+              <w:t>Match by size: 12 with 6 and 18 with 9, so k = 2 and x = 13 × 2. 39 matched by place on the page (18 with the 6); 13 took similar as equal; 19 added the difference 12 − 6.</w:t>
             </w:r>
           </w:p>
           <w:p>
@@ -3270,7 +3295,7 @@
               <w:drawing>
                 <wp:inline xmlns:a="http://schemas.openxmlformats.org/drawingml/2006/main" xmlns:pic="http://schemas.openxmlformats.org/drawingml/2006/picture">
                   <wp:extent cx="2926080" cy="1258727"/>
-                  <wp:docPr id="11" name="Picture 11"/>
+                  <wp:docPr id="12" name="Picture 12"/>
                   <wp:cNvGraphicFramePr>
                     <a:graphicFrameLocks noChangeAspect="1"/>
                   </wp:cNvGraphicFramePr>
@@ -3282,7 +3307,7 @@
                           <pic:cNvPicPr/>
                         </pic:nvPicPr>
                         <pic:blipFill>
-                          <a:blip r:embed="rId19"/>
+                          <a:blip r:embed="rId20"/>
                           <a:stretch>
                             <a:fillRect/>
                           </a:stretch>
@@ -3413,7 +3438,7 @@
                 <w:color w:val="1A1A1A"/>
                 <w:sz w:val="22"/>
               </w:rPr>
-              <w:t>Which triangle is similar to a triangle with sides 6, 9 and 12?</w:t>
+              <w:t>Which triangle is similar to a triangle with sides 6, 7 and 10?</w:t>
             </w:r>
             <w:r>
               <w:tab/>
@@ -3450,7 +3475,7 @@
                 <w:color w:val="9E1B32"/>
                 <w:sz w:val="22"/>
               </w:rPr>
-              <w:t>A.  8, 12, 16</w:t>
+              <w:t>A.  12, 14, 20</w:t>
             </w:r>
           </w:p>
           <w:p>
@@ -3475,7 +3500,7 @@
                 <w:color w:val="1A1A1A"/>
                 <w:sz w:val="22"/>
               </w:rPr>
-              <w:t>B.  9, 12, 15</w:t>
+              <w:t>B.  10, 11, 14</w:t>
             </w:r>
           </w:p>
           <w:p>
@@ -3500,7 +3525,7 @@
                 <w:color w:val="1A1A1A"/>
                 <w:sz w:val="22"/>
               </w:rPr>
-              <w:t>C.  12, 18, 20</w:t>
+              <w:t>C.  12, 14, 18</w:t>
             </w:r>
           </w:p>
           <w:p>
@@ -3525,7 +3550,7 @@
                 <w:color w:val="1A1A1A"/>
                 <w:sz w:val="22"/>
               </w:rPr>
-              <w:t>D.  6, 9, 14</w:t>
+              <w:t>D.  6, 7, 12</w:t>
             </w:r>
           </w:p>
           <w:p>
@@ -3555,7 +3580,7 @@
                 <w:color w:val="6B6B6B"/>
                 <w:sz w:val="19"/>
               </w:rPr>
-              <w:t>Every side × 4/3: 8/6 = 12/9 = 16/12.</w:t>
+              <w:t>Every side × 2: 12/6 = 14/7 = 20/10.</w:t>
             </w:r>
           </w:p>
           <w:p>

--- a/a7/build/out/u6/A7 Unit 6 Relationships in Triangles - Practice Test - Key.docx
+++ b/a7/build/out/u6/A7 Unit 6 Relationships in Triangles - Practice Test - Key.docx
@@ -1626,7 +1626,7 @@
                     <a:graphicData uri="http://schemas.openxmlformats.org/drawingml/2006/picture">
                       <pic:pic>
                         <pic:nvPicPr>
-                          <pic:cNvPr id="0" name="g58526b6b16a26ee1.png"/>
+                          <pic:cNvPr id="0" name="g36a36514ffcafc80.png"/>
                           <pic:cNvPicPr/>
                         </pic:nvPicPr>
                         <pic:blipFill>
@@ -2291,7 +2291,7 @@
                     <a:graphicData uri="http://schemas.openxmlformats.org/drawingml/2006/picture">
                       <pic:pic>
                         <pic:nvPicPr>
-                          <pic:cNvPr id="0" name="gfac33b63cbad229b.png"/>
+                          <pic:cNvPr id="0" name="g6fcb21ee88eb34ba.png"/>
                           <pic:cNvPicPr/>
                         </pic:nvPicPr>
                         <pic:blipFill>
@@ -2608,7 +2608,7 @@
                     <a:graphicData uri="http://schemas.openxmlformats.org/drawingml/2006/picture">
                       <pic:pic>
                         <pic:nvPicPr>
-                          <pic:cNvPr id="0" name="ge3cd9032f5b85568.png"/>
+                          <pic:cNvPr id="0" name="g19969902e45f7f1f.png"/>
                           <pic:cNvPicPr/>
                         </pic:nvPicPr>
                         <pic:blipFill>
@@ -3104,7 +3104,7 @@
                 <w:color w:val="1A1A1A"/>
                 <w:sz w:val="22"/>
               </w:rPr>
-              <w:t>The two triangles are similar. Find x.</w:t>
+              <w:t>Triangle ABC is similar to triangle DEF. Find x.</w:t>
             </w:r>
             <w:r>
               <w:tab/>
@@ -3127,7 +3127,7 @@
             <w:r>
               <w:drawing>
                 <wp:inline xmlns:a="http://schemas.openxmlformats.org/drawingml/2006/main" xmlns:pic="http://schemas.openxmlformats.org/drawingml/2006/picture">
-                  <wp:extent cx="3840480" cy="789656"/>
+                  <wp:extent cx="3840480" cy="805827"/>
                   <wp:docPr id="11" name="Picture 11"/>
                   <wp:cNvGraphicFramePr>
                     <a:graphicFrameLocks noChangeAspect="1"/>
@@ -3136,7 +3136,7 @@
                     <a:graphicData uri="http://schemas.openxmlformats.org/drawingml/2006/picture">
                       <pic:pic>
                         <pic:nvPicPr>
-                          <pic:cNvPr id="0" name="g08e3737eec849ce5.png"/>
+                          <pic:cNvPr id="0" name="g94b328a987e0a2d7.png"/>
                           <pic:cNvPicPr/>
                         </pic:nvPicPr>
                         <pic:blipFill>
@@ -3148,7 +3148,7 @@
                         <pic:spPr>
                           <a:xfrm>
                             <a:off x="0" y="0"/>
-                            <a:ext cx="3840480" cy="789656"/>
+                            <a:ext cx="3840480" cy="805827"/>
                           </a:xfrm>
                           <a:prstGeom prst="rect"/>
                         </pic:spPr>
@@ -3186,7 +3186,7 @@
                 <w:color w:val="6B6B6B"/>
                 <w:sz w:val="19"/>
               </w:rPr>
-              <w:t>Match by size: 12 with 6 and 18 with 9, so k = 2 and x = 13 × 2. 39 matched by place on the page (18 with the 6); 13 took similar as equal; 19 added the difference 12 − 6.</w:t>
+              <w:t>The names match AC with DF and BC with EF — 12 with 6 and 18 with 9, as by size — so k = 2, and x is on DE, which matches AB: 13 × 2. 39 matched by place on the page (18 with the 6); 13 took similar as equal; 19 added the difference 12 − 6.</w:t>
             </w:r>
           </w:p>
           <w:p>
@@ -3303,7 +3303,7 @@
                     <a:graphicData uri="http://schemas.openxmlformats.org/drawingml/2006/picture">
                       <pic:pic>
                         <pic:nvPicPr>
-                          <pic:cNvPr id="0" name="g57d6b9c73052dfc2.png"/>
+                          <pic:cNvPr id="0" name="gb42504a6a73fd2db.png"/>
                           <pic:cNvPicPr/>
                         </pic:nvPicPr>
                         <pic:blipFill>

--- a/a7/build/out/u6/A7 Unit 6 Relationships in Triangles - Practice Test - Key.docx
+++ b/a7/build/out/u6/A7 Unit 6 Relationships in Triangles - Practice Test - Key.docx
@@ -212,7 +212,7 @@
           <w:color w:val="1A1A1A"/>
           <w:sz w:val="24"/>
         </w:rPr>
-        <w:t>Part 1.  Triangle Inequality and the Converse</w:t>
+        <w:t>Triangle Inequality and the Converse</w:t>
       </w:r>
       <w:r>
         <w:tab/>
@@ -423,7 +423,7 @@
                 <w:color w:val="6B6B6B"/>
                 <w:sz w:val="19"/>
               </w:rPr>
-              <w:t>The two shorter sides against the longest: 6 + 8 = 14, more than 13. A lies flat; B and D pass only when the wrong pair is added.</w:t>
+              <w:t>The two shorter sides against the longest: 6 + 8 = 14, more than 13. A lies flat; B passes only when the first two listed are added; D's two shorter sides cannot reach across 15.</w:t>
             </w:r>
           </w:p>
           <w:p>
@@ -1076,7 +1076,7 @@
                 <w:color w:val="6B6B6B"/>
                 <w:sz w:val="19"/>
               </w:rPr>
-              <w:t>15 − 6 = 9 and 15 + 6 = 21, never equal to either.</w:t>
+              <w:t>15 − 6 = 9 and 15 + 6 = 21, never equal to either. A stays between the two given sides; C counts the flat cases, 9 and 21; D has only the sum.</w:t>
             </w:r>
           </w:p>
           <w:p>
@@ -1125,7 +1125,7 @@
           <w:color w:val="1A1A1A"/>
           <w:sz w:val="24"/>
         </w:rPr>
-        <w:t>Part 2.  The Pythagorean Theorem</w:t>
+        <w:t>The Pythagorean Theorem</w:t>
       </w:r>
       <w:r>
         <w:tab/>
@@ -1769,7 +1769,7 @@
             <w:r>
               <w:drawing>
                 <wp:inline xmlns:a="http://schemas.openxmlformats.org/drawingml/2006/main" xmlns:pic="http://schemas.openxmlformats.org/drawingml/2006/picture">
-                  <wp:extent cx="877824" cy="131064"/>
+                  <wp:extent cx="694944" cy="131064"/>
                   <wp:docPr id="7" name="Picture 7"/>
                   <wp:cNvGraphicFramePr>
                     <a:graphicFrameLocks noChangeAspect="1"/>
@@ -1778,7 +1778,7 @@
                     <a:graphicData uri="http://schemas.openxmlformats.org/drawingml/2006/picture">
                       <pic:pic>
                         <pic:nvPicPr>
-                          <pic:cNvPr id="0" name="9f0f45c6290a8aed.png"/>
+                          <pic:cNvPr id="0" name="d7c5b713ecc291b8.png"/>
                           <pic:cNvPicPr/>
                         </pic:nvPicPr>
                         <pic:blipFill>
@@ -1790,7 +1790,7 @@
                         <pic:spPr>
                           <a:xfrm>
                             <a:off x="0" y="0"/>
-                            <a:ext cx="877824" cy="131064"/>
+                            <a:ext cx="694944" cy="131064"/>
                           </a:xfrm>
                           <a:prstGeom prst="rect"/>
                         </pic:spPr>
@@ -1906,7 +1906,7 @@
                 <w:color w:val="6B6B6B"/>
                 <w:sz w:val="19"/>
               </w:rPr>
-              <w:t xml:space="preserve"> = 81 − 16 = 65.</w:t>
+              <w:t xml:space="preserve"> = 81 − 16 = 65. A adds the sides, not their squares; B puts the hypotenuse with the legs; C leaves the 9 unsquared.</w:t>
             </w:r>
           </w:p>
           <w:p>
@@ -2175,7 +2175,7 @@
           <w:color w:val="1A1A1A"/>
           <w:sz w:val="24"/>
         </w:rPr>
-        <w:t>Part 3.  Distance on the Coordinate Plane</w:t>
+        <w:t>Distance on the Coordinate Plane</w:t>
       </w:r>
       <w:r>
         <w:tab/>
@@ -3035,7 +3035,7 @@
           <w:color w:val="1A1A1A"/>
           <w:sz w:val="24"/>
         </w:rPr>
-        <w:t>Part 4.  Similar Triangles</w:t>
+        <w:t>Similar Triangles</w:t>
       </w:r>
       <w:r>
         <w:tab/>
@@ -3580,7 +3580,7 @@
                 <w:color w:val="6B6B6B"/>
                 <w:sz w:val="19"/>
               </w:rPr>
-              <w:t>Every side × 2: 12/6 = 14/7 = 20/10.</w:t>
+              <w:t>Every side × 2: 12/6 = 14/7 = 20/10. B adds 4 to every side; C passes two ratios but not the third, 18 ÷ 10; D keeps two sides the same.</w:t>
             </w:r>
           </w:p>
           <w:p>
@@ -3806,6 +3806,7 @@
           </w:tcPr>
           <w:p>
             <w:pPr>
+              <w:keepNext/>
               <w:spacing w:after="0"/>
             </w:pPr>
             <w:r>
@@ -3837,6 +3838,7 @@
           </w:tcPr>
           <w:p>
             <w:pPr>
+              <w:keepNext/>
               <w:spacing w:after="0"/>
             </w:pPr>
             <w:r>
@@ -3868,6 +3870,7 @@
           </w:tcPr>
           <w:p>
             <w:pPr>
+              <w:keepNext/>
               <w:spacing w:after="0"/>
             </w:pPr>
             <w:r>
@@ -3899,6 +3902,7 @@
           </w:tcPr>
           <w:p>
             <w:pPr>
+              <w:keepNext/>
               <w:spacing w:after="0"/>
             </w:pPr>
           </w:p>
@@ -3926,6 +3930,7 @@
           </w:tcPr>
           <w:p>
             <w:pPr>
+              <w:keepNext/>
               <w:spacing w:after="0"/>
             </w:pPr>
             <w:r>
@@ -3957,6 +3962,7 @@
           </w:tcPr>
           <w:p>
             <w:pPr>
+              <w:keepNext/>
               <w:spacing w:after="0"/>
             </w:pPr>
             <w:r>
@@ -3988,6 +3994,7 @@
           </w:tcPr>
           <w:p>
             <w:pPr>
+              <w:keepNext/>
               <w:spacing w:after="0"/>
             </w:pPr>
             <w:r>
@@ -4019,6 +4026,7 @@
           </w:tcPr>
           <w:p>
             <w:pPr>
+              <w:keepNext/>
               <w:spacing w:after="0"/>
             </w:pPr>
           </w:p>
@@ -4046,6 +4054,7 @@
           </w:tcPr>
           <w:p>
             <w:pPr>
+              <w:keepNext/>
               <w:spacing w:after="0"/>
             </w:pPr>
             <w:r>
@@ -4077,6 +4086,7 @@
           </w:tcPr>
           <w:p>
             <w:pPr>
+              <w:keepNext/>
               <w:spacing w:after="0"/>
             </w:pPr>
             <w:r>
@@ -4108,6 +4118,7 @@
           </w:tcPr>
           <w:p>
             <w:pPr>
+              <w:keepNext/>
               <w:spacing w:after="0"/>
             </w:pPr>
             <w:r>
@@ -4139,6 +4150,7 @@
           </w:tcPr>
           <w:p>
             <w:pPr>
+              <w:keepNext/>
               <w:spacing w:after="0"/>
             </w:pPr>
           </w:p>
@@ -4166,6 +4178,7 @@
           </w:tcPr>
           <w:p>
             <w:pPr>
+              <w:keepNext/>
               <w:spacing w:after="0"/>
             </w:pPr>
             <w:r>
@@ -4197,6 +4210,7 @@
           </w:tcPr>
           <w:p>
             <w:pPr>
+              <w:keepNext/>
               <w:spacing w:after="0"/>
             </w:pPr>
             <w:r>
@@ -4228,6 +4242,7 @@
           </w:tcPr>
           <w:p>
             <w:pPr>
+              <w:keepNext/>
               <w:spacing w:after="0"/>
             </w:pPr>
             <w:r>
@@ -4259,6 +4274,7 @@
           </w:tcPr>
           <w:p>
             <w:pPr>
+              <w:keepNext/>
               <w:spacing w:after="0"/>
             </w:pPr>
           </w:p>
